--- a/problems-repository.docx
+++ b/problems-repository.docx
@@ -1594,7 +1594,572 @@
         <w:t>: The frequency of 4 is 5, which is greater than half of the size of the array.</w:t>
       </w:r>
     </w:p>
-    <w:p/>
+    <w:p>
+      <w:r>
+        <w:br w:type="page"/>
+      </w:r>
+    </w:p>
+    <w:p>
+      <w:r>
+        <w:lastRenderedPageBreak/>
+        <w:br w:type="page"/>
+      </w:r>
+    </w:p>
+    <w:p>
+      <w:pPr>
+        <w:pStyle w:val="Heading1"/>
+        <w:rPr>
+          <w:b/>
+          <w:bCs/>
+          <w:u w:val="single"/>
+        </w:rPr>
+      </w:pPr>
+      <w:r>
+        <w:rPr>
+          <w:b/>
+          <w:bCs/>
+          <w:u w:val="single"/>
+        </w:rPr>
+        <w:lastRenderedPageBreak/>
+        <w:t>22-Mar-2026 Practice Problems</w:t>
+      </w:r>
+    </w:p>
+    <w:p>
+      <w:r>
+        <w:rPr>
+          <w:b/>
+          <w:bCs/>
+        </w:rPr>
+        <w:t>Longest Consecutive Sequence</w:t>
+      </w:r>
+      <w:r>
+        <w:rPr>
+          <w:b/>
+          <w:bCs/>
+        </w:rPr>
+        <w:t xml:space="preserve">: </w:t>
+      </w:r>
+      <w:hyperlink r:id="rId7" w:history="1">
+        <w:r>
+          <w:rPr>
+            <w:rStyle w:val="Hyperlink"/>
+          </w:rPr>
+          <w:t>https://leetcode.com/problems/longest-consecutive-sequence/</w:t>
+        </w:r>
+      </w:hyperlink>
+    </w:p>
+    <w:p>
+      <w:r>
+        <w:rPr>
+          <w:b/>
+          <w:bCs/>
+        </w:rPr>
+        <w:t>Subarray Product Less Than K</w:t>
+      </w:r>
+      <w:r>
+        <w:t xml:space="preserve">: </w:t>
+      </w:r>
+      <w:hyperlink r:id="rId8" w:history="1">
+        <w:r>
+          <w:rPr>
+            <w:rStyle w:val="Hyperlink"/>
+          </w:rPr>
+          <w:t>https://leetcode.com/problems/subarray-product-less-than-k/</w:t>
+        </w:r>
+      </w:hyperlink>
+    </w:p>
+    <w:p>
+      <w:r>
+        <w:rPr>
+          <w:b/>
+          <w:bCs/>
+        </w:rPr>
+        <w:t>Maximum Points You Can Obtain from Cards</w:t>
+      </w:r>
+      <w:r>
+        <w:t xml:space="preserve">: </w:t>
+      </w:r>
+      <w:hyperlink r:id="rId9" w:history="1">
+        <w:r>
+          <w:rPr>
+            <w:rStyle w:val="Hyperlink"/>
+          </w:rPr>
+          <w:t>h</w:t>
+        </w:r>
+        <w:r>
+          <w:rPr>
+            <w:rStyle w:val="Hyperlink"/>
+          </w:rPr>
+          <w:t>ttps://leetcode.com/problems/maximum-points-you-can-obtain-from-cards/</w:t>
+        </w:r>
+      </w:hyperlink>
+    </w:p>
+    <w:p>
+      <w:r>
+        <w:rPr>
+          <w:b/>
+          <w:bCs/>
+        </w:rPr>
+        <w:t>Minimum Operations to Reduce X to Zero</w:t>
+      </w:r>
+      <w:r>
+        <w:rPr>
+          <w:b/>
+          <w:bCs/>
+        </w:rPr>
+        <w:t>:</w:t>
+      </w:r>
+      <w:r>
+        <w:t xml:space="preserve"> </w:t>
+      </w:r>
+      <w:hyperlink r:id="rId10" w:history="1">
+        <w:r>
+          <w:rPr>
+            <w:rStyle w:val="Hyperlink"/>
+          </w:rPr>
+          <w:t>https://leetcode.com/problems/minimum-operations-to-reduce-x-to-zero/</w:t>
+        </w:r>
+      </w:hyperlink>
+    </w:p>
+    <w:p>
+      <w:r>
+        <w:rPr>
+          <w:b/>
+          <w:bCs/>
+        </w:rPr>
+        <w:t>Longest Subarray of 1's After Deleting One Element</w:t>
+      </w:r>
+      <w:r>
+        <w:t xml:space="preserve">: </w:t>
+      </w:r>
+      <w:hyperlink r:id="rId11" w:history="1">
+        <w:r>
+          <w:rPr>
+            <w:rStyle w:val="Hyperlink"/>
+          </w:rPr>
+          <w:t>https://leetcode.com/problems/longest-subarray-of-1s-after-deleting-one-element/</w:t>
+        </w:r>
+      </w:hyperlink>
+    </w:p>
+    <w:p>
+      <w:r>
+        <w:rPr>
+          <w:b/>
+          <w:bCs/>
+        </w:rPr>
+        <w:t>Find the Middle Index in Array</w:t>
+      </w:r>
+      <w:r>
+        <w:t xml:space="preserve">: </w:t>
+      </w:r>
+      <w:hyperlink r:id="rId12" w:history="1">
+        <w:r>
+          <w:rPr>
+            <w:rStyle w:val="Hyperlink"/>
+          </w:rPr>
+          <w:t>https://leetcode.com/problems/find-the-middle-index-in-array/</w:t>
+        </w:r>
+      </w:hyperlink>
+    </w:p>
+    <w:p>
+      <w:r>
+        <w:rPr>
+          <w:b/>
+          <w:bCs/>
+        </w:rPr>
+        <w:t>Rearrange Array Elements by Sign</w:t>
+      </w:r>
+      <w:r>
+        <w:t xml:space="preserve">: </w:t>
+      </w:r>
+      <w:hyperlink r:id="rId13" w:history="1">
+        <w:r>
+          <w:rPr>
+            <w:rStyle w:val="Hyperlink"/>
+          </w:rPr>
+          <w:t>https://leetcode.com/problems/rearrange-array-elements-by-sign/</w:t>
+        </w:r>
+      </w:hyperlink>
+    </w:p>
+    <w:p>
+      <w:r>
+        <w:rPr>
+          <w:b/>
+          <w:bCs/>
+        </w:rPr>
+        <w:t>Number of Subarrays with Bounded Maximum</w:t>
+      </w:r>
+      <w:r>
+        <w:rPr>
+          <w:b/>
+          <w:bCs/>
+        </w:rPr>
+        <w:t xml:space="preserve">: </w:t>
+      </w:r>
+      <w:hyperlink r:id="rId14" w:history="1">
+        <w:r>
+          <w:rPr>
+            <w:rStyle w:val="Hyperlink"/>
+          </w:rPr>
+          <w:t>https://leetcode.com/problems/number-of-subarrays-with-bounded-maximum/</w:t>
+        </w:r>
+      </w:hyperlink>
+    </w:p>
+    <w:p>
+      <w:r>
+        <w:rPr>
+          <w:b/>
+          <w:bCs/>
+        </w:rPr>
+        <w:t>Shortest Unsorted Continuous Subarray</w:t>
+      </w:r>
+      <w:r>
+        <w:t xml:space="preserve">: </w:t>
+      </w:r>
+      <w:hyperlink r:id="rId15" w:history="1">
+        <w:r>
+          <w:rPr>
+            <w:rStyle w:val="Hyperlink"/>
+          </w:rPr>
+          <w:t>https://leetcode.com/problems/shortest-unsorted-continuous-subarray/</w:t>
+        </w:r>
+      </w:hyperlink>
+    </w:p>
+    <w:p>
+      <w:r>
+        <w:rPr>
+          <w:b/>
+          <w:bCs/>
+        </w:rPr>
+        <w:t>Global and Local Inversions</w:t>
+      </w:r>
+      <w:r>
+        <w:t xml:space="preserve">: </w:t>
+      </w:r>
+      <w:hyperlink r:id="rId16" w:history="1">
+        <w:r>
+          <w:rPr>
+            <w:rStyle w:val="Hyperlink"/>
+          </w:rPr>
+          <w:t>https://leetcode.com/problems/global-and-local-inversions/</w:t>
+        </w:r>
+      </w:hyperlink>
+    </w:p>
+    <w:p>
+      <w:r>
+        <w:rPr>
+          <w:b/>
+          <w:bCs/>
+        </w:rPr>
+        <w:t>H-Index</w:t>
+      </w:r>
+      <w:r>
+        <w:t xml:space="preserve">: </w:t>
+      </w:r>
+      <w:hyperlink r:id="rId17" w:history="1">
+        <w:r>
+          <w:rPr>
+            <w:rStyle w:val="Hyperlink"/>
+          </w:rPr>
+          <w:t>https://leetcode.com/problems/h-index/</w:t>
+        </w:r>
+      </w:hyperlink>
+    </w:p>
+    <w:p>
+      <w:r>
+        <w:rPr>
+          <w:b/>
+          <w:bCs/>
+        </w:rPr>
+        <w:t>H-Index II</w:t>
+      </w:r>
+      <w:r>
+        <w:t xml:space="preserve">: </w:t>
+      </w:r>
+      <w:hyperlink r:id="rId18" w:history="1">
+        <w:r>
+          <w:rPr>
+            <w:rStyle w:val="Hyperlink"/>
+          </w:rPr>
+          <w:t>https://leetcode.com/problems/h-index-ii/</w:t>
+        </w:r>
+      </w:hyperlink>
+    </w:p>
+    <w:p>
+      <w:r>
+        <w:rPr>
+          <w:b/>
+          <w:bCs/>
+        </w:rPr>
+        <w:t>Find Peak Element</w:t>
+      </w:r>
+      <w:r>
+        <w:t xml:space="preserve">: </w:t>
+      </w:r>
+      <w:hyperlink r:id="rId19" w:history="1">
+        <w:r>
+          <w:rPr>
+            <w:rStyle w:val="Hyperlink"/>
+          </w:rPr>
+          <w:t>https://leetcode.com/problems/find-peak-element/</w:t>
+        </w:r>
+      </w:hyperlink>
+    </w:p>
+    <w:p>
+      <w:r>
+        <w:rPr>
+          <w:b/>
+          <w:bCs/>
+        </w:rPr>
+        <w:t>Peak Index in a Mountain Array</w:t>
+      </w:r>
+      <w:r>
+        <w:t xml:space="preserve">: </w:t>
+      </w:r>
+      <w:hyperlink r:id="rId20" w:history="1">
+        <w:r>
+          <w:rPr>
+            <w:rStyle w:val="Hyperlink"/>
+          </w:rPr>
+          <w:t>https://leetcode.com/problems/peak-index-in-a-mountain-array/</w:t>
+        </w:r>
+      </w:hyperlink>
+    </w:p>
+    <w:p>
+      <w:r>
+        <w:rPr>
+          <w:b/>
+          <w:bCs/>
+        </w:rPr>
+        <w:t>Valid Mountain Array</w:t>
+      </w:r>
+      <w:r>
+        <w:t xml:space="preserve">: </w:t>
+      </w:r>
+      <w:hyperlink r:id="rId21" w:history="1">
+        <w:r>
+          <w:rPr>
+            <w:rStyle w:val="Hyperlink"/>
+          </w:rPr>
+          <w:t>https://leetcode.com/problems/valid-mountain-array/</w:t>
+        </w:r>
+      </w:hyperlink>
+    </w:p>
+    <w:p>
+      <w:r>
+        <w:rPr>
+          <w:b/>
+          <w:bCs/>
+        </w:rPr>
+        <w:t>Number of Subarrays with Odd Sum</w:t>
+      </w:r>
+      <w:r>
+        <w:t xml:space="preserve">: </w:t>
+      </w:r>
+      <w:hyperlink r:id="rId22" w:history="1">
+        <w:r>
+          <w:rPr>
+            <w:rStyle w:val="Hyperlink"/>
+          </w:rPr>
+          <w:t>https://leetcode.com/problems/number-of-sub-arrays-with-odd-sum/</w:t>
+        </w:r>
+      </w:hyperlink>
+    </w:p>
+    <w:p>
+      <w:r>
+        <w:rPr>
+          <w:b/>
+          <w:bCs/>
+        </w:rPr>
+        <w:lastRenderedPageBreak/>
+        <w:t>Maximum Sum Circular Subarray</w:t>
+      </w:r>
+      <w:r>
+        <w:t xml:space="preserve">: </w:t>
+      </w:r>
+      <w:hyperlink r:id="rId23" w:history="1">
+        <w:r>
+          <w:rPr>
+            <w:rStyle w:val="Hyperlink"/>
+          </w:rPr>
+          <w:t>https://leetcode.com/problems/maximum-sum-circular-subarray/</w:t>
+        </w:r>
+      </w:hyperlink>
+    </w:p>
+    <w:p>
+      <w:r>
+        <w:rPr>
+          <w:b/>
+          <w:bCs/>
+        </w:rPr>
+        <w:t>Maximum Width Ramp</w:t>
+      </w:r>
+      <w:r>
+        <w:t xml:space="preserve">: </w:t>
+      </w:r>
+      <w:hyperlink r:id="rId24" w:history="1">
+        <w:r>
+          <w:rPr>
+            <w:rStyle w:val="Hyperlink"/>
+          </w:rPr>
+          <w:t>https://leetcode.com/problems/maximum-width-ramp/</w:t>
+        </w:r>
+      </w:hyperlink>
+    </w:p>
+    <w:p>
+      <w:r>
+        <w:rPr>
+          <w:b/>
+          <w:bCs/>
+        </w:rPr>
+        <w:t>Sum of Subarray Minimums</w:t>
+      </w:r>
+      <w:r>
+        <w:t xml:space="preserve">: </w:t>
+      </w:r>
+      <w:hyperlink r:id="rId25" w:history="1">
+        <w:r>
+          <w:rPr>
+            <w:rStyle w:val="Hyperlink"/>
+          </w:rPr>
+          <w:t>https://leetcode.com/problems/sum-of-subarray-minimums/</w:t>
+        </w:r>
+      </w:hyperlink>
+    </w:p>
+    <w:p>
+      <w:r>
+        <w:rPr>
+          <w:b/>
+          <w:bCs/>
+        </w:rPr>
+        <w:t>Sum of Subarray Ranges</w:t>
+      </w:r>
+      <w:r>
+        <w:t xml:space="preserve">: </w:t>
+      </w:r>
+      <w:hyperlink r:id="rId26" w:history="1">
+        <w:r>
+          <w:rPr>
+            <w:rStyle w:val="Hyperlink"/>
+          </w:rPr>
+          <w:t>https://leetcode.com/problems/sum-of-subarray-ranges/</w:t>
+        </w:r>
+      </w:hyperlink>
+    </w:p>
+    <w:p>
+      <w:r>
+        <w:rPr>
+          <w:b/>
+          <w:bCs/>
+        </w:rPr>
+        <w:t>Count Number of Nice Subarrays</w:t>
+      </w:r>
+      <w:r>
+        <w:t xml:space="preserve">: </w:t>
+      </w:r>
+      <w:hyperlink r:id="rId27" w:history="1">
+        <w:r>
+          <w:rPr>
+            <w:rStyle w:val="Hyperlink"/>
+          </w:rPr>
+          <w:t>https://leetcode.com/problems/count-number-of-nice-subarrays/</w:t>
+        </w:r>
+      </w:hyperlink>
+    </w:p>
+    <w:p>
+      <w:r>
+        <w:rPr>
+          <w:b/>
+          <w:bCs/>
+        </w:rPr>
+        <w:t xml:space="preserve">Binary Subarrays </w:t>
+      </w:r>
+      <w:r>
+        <w:rPr>
+          <w:b/>
+          <w:bCs/>
+        </w:rPr>
+        <w:t>with</w:t>
+      </w:r>
+      <w:r>
+        <w:rPr>
+          <w:b/>
+          <w:bCs/>
+        </w:rPr>
+        <w:t xml:space="preserve"> Sum</w:t>
+      </w:r>
+      <w:r>
+        <w:t xml:space="preserve">: </w:t>
+      </w:r>
+      <w:hyperlink r:id="rId28" w:history="1">
+        <w:r>
+          <w:rPr>
+            <w:rStyle w:val="Hyperlink"/>
+          </w:rPr>
+          <w:t>https://leetcode.com/problems/binary-subarrays-with-sum/</w:t>
+        </w:r>
+      </w:hyperlink>
+    </w:p>
+    <w:p>
+      <w:r>
+        <w:rPr>
+          <w:b/>
+          <w:bCs/>
+        </w:rPr>
+        <w:t>Kth Missing Positive Number</w:t>
+      </w:r>
+      <w:r>
+        <w:t xml:space="preserve">: </w:t>
+      </w:r>
+      <w:hyperlink r:id="rId29" w:history="1">
+        <w:r>
+          <w:rPr>
+            <w:rStyle w:val="Hyperlink"/>
+          </w:rPr>
+          <w:t>https://leetcode.com/problems/kth-missing-positive-number/</w:t>
+        </w:r>
+      </w:hyperlink>
+    </w:p>
+    <w:p>
+      <w:r>
+        <w:rPr>
+          <w:b/>
+          <w:bCs/>
+        </w:rPr>
+        <w:t>Minimum Time to Complete Trips</w:t>
+      </w:r>
+      <w:r>
+        <w:t xml:space="preserve">: </w:t>
+      </w:r>
+      <w:hyperlink r:id="rId30" w:history="1">
+        <w:r>
+          <w:rPr>
+            <w:rStyle w:val="Hyperlink"/>
+          </w:rPr>
+          <w:t>https://leetcode.com/problems/minimum-time-to-complete-trips/</w:t>
+        </w:r>
+      </w:hyperlink>
+    </w:p>
+    <w:p>
+      <w:r>
+        <w:rPr>
+          <w:b/>
+          <w:bCs/>
+        </w:rPr>
+        <w:t>Split Array Largest Sum</w:t>
+      </w:r>
+      <w:r>
+        <w:t xml:space="preserve">: </w:t>
+      </w:r>
+      <w:hyperlink r:id="rId31" w:history="1">
+        <w:r>
+          <w:rPr>
+            <w:rStyle w:val="Hyperlink"/>
+          </w:rPr>
+          <w:t>https://leetcode.com/problems/split-array-largest-sum/</w:t>
+        </w:r>
+      </w:hyperlink>
+    </w:p>
     <w:sectPr>
       <w:pgSz w:w="12240" w:h="15840"/>
       <w:pgMar w:top="1440" w:right="1440" w:bottom="1440" w:left="1440" w:header="720" w:footer="720" w:gutter="0"/>
@@ -2836,6 +3401,7 @@
   <w:style w:type="character" w:default="1" w:styleId="DefaultParagraphFont">
     <w:name w:val="Default Paragraph Font"/>
     <w:uiPriority w:val="1"/>
+    <w:semiHidden/>
     <w:unhideWhenUsed/>
   </w:style>
   <w:style w:type="table" w:default="1" w:styleId="TableNormal">
@@ -3213,6 +3779,29 @@
       <w:spacing w:after="0" w:line="240" w:lineRule="auto"/>
     </w:pPr>
   </w:style>
+  <w:style w:type="character" w:styleId="Hyperlink">
+    <w:name w:val="Hyperlink"/>
+    <w:basedOn w:val="DefaultParagraphFont"/>
+    <w:uiPriority w:val="99"/>
+    <w:unhideWhenUsed/>
+    <w:rsid w:val="00475157"/>
+    <w:rPr>
+      <w:color w:val="467886" w:themeColor="hyperlink"/>
+      <w:u w:val="single"/>
+    </w:rPr>
+  </w:style>
+  <w:style w:type="character" w:styleId="UnresolvedMention">
+    <w:name w:val="Unresolved Mention"/>
+    <w:basedOn w:val="DefaultParagraphFont"/>
+    <w:uiPriority w:val="99"/>
+    <w:semiHidden/>
+    <w:unhideWhenUsed/>
+    <w:rsid w:val="00475157"/>
+    <w:rPr>
+      <w:color w:val="605E5C"/>
+      <w:shd w:val="clear" w:color="auto" w:fill="E1DFDD"/>
+    </w:rPr>
+  </w:style>
 </w:styles>
 </file>
 
